--- a/eng/docx/47.content.docx
+++ b/eng/docx/47.content.docx
@@ -136,13 +136,6 @@
         <w:rPr>
           <w:lang w:val="en_US" w:bidi="en_US"/>
         </w:rPr>
-      </w:r>
-      <w:r>
-        <w:rPr>
-          <w:i/>
-          <w:lang w:val="en_US" w:bidi="en_US"/>
-        </w:rPr>
-        <w:t>2 Corinthians 1:1, 2 Corinthians 1:1 (#2), 2 Corinthians 1:3, 2 Corinthians 1:4, 2 Corinthians 1:8–9, 2 Corinthians 1:9, 2 Corinthians 1:11, 2 Corinthians 1:12, 2 Corinthians 1:14, 2 Corinthians 1:15, 2 Corinthians 1:22, 2 Corinthians 1:23, 2 Corinthians 1:24, 2 Corinthians 2:1, 2 Corinthians 2:3, 2 Corinthians 2:4, 2 Corinthians 2:4 (#2), 2 Corinthians 2:6–7, 2 Corinthians 2:7, 2 Corinthians 2:9, 2 Corinthians 2:11, 2 Corinthians 2:13, 2 Corinthians 2:14–15, 2 Corinthians 2:17, 2 Corinthians 3:2, 2 Corinthians 3:4–5, 2 Corinthians 3:6, 2 Corinthians 3:7, 2 Corinthians 3:9, 2 Corinthians 3:14, 2 Corinthians 3:15, 2 Corinthians 3:16, 2 Corinthians 3:17, 2 Corinthians 3:18, 2 Corinthians 4:1, 2 Corinthians 4:2, 2 Corinthians 4:2 (#2), 2 Corinthians 4:3, 2 Corinthians 4:4, 2 Corinthians 4:5, 2 Corinthians 4:7, 2 Corinthians 4:10, 2 Corinthians 4:14, 2 Corinthians 4:15, 2 Corinthians 4:16, 2 Corinthians 4:16–18, 2 Corinthians 5:1, 2 Corinthians 5:4, 2 Corinthians 5:5, 2 Corinthians 5:8, 2 Corinthians 5:9, 2 Corinthians 5:10, 2 Corinthians 5:11, 2 Corinthians 5:12, 2 Corinthians 5:15, 2 Corinthians 5:16, 2 Corinthians 5:17, 2 Corinthians 5:19, 2 Corinthians 5:20, 2 Corinthians 5:21, 2 Corinthians 6:1, 2 Corinthians 6:2, 2 Corinthians 6:3, 2 Corinthians 6:4, 2 Corinthians 6:4–5, 2 Corinthians 6:8, 2 Corinthians 6:11, 2 Corinthians 6:13, 2 Corinthians 6:14–16, 2 Corinthians 6:17–18, 2 Corinthians 7:1, 2 Corinthians 7:2, 2 Corinthians 7:3–4, 2 Corinthians 7:6–7, 2 Corinthians 7:8–9, 2 Corinthians 7:9, 2 Corinthians 7:12, 2 Corinthians 7:13, 2 Corinthians 7:15, 2 Corinthians 8:1, 2 Corinthians 8:2, 2 Corinthians 8:6, 2 Corinthians 8:7, 2 Corinthians 8:12, 2 Corinthians 8:13–14, 2 Corinthians 8:16–17, 2 Corinthians 8:20, 2 Corinthians 8:24, 2 Corinthians 9:1, 2 Corinthians 9:3, 2 Corinthians 9:4–5, 2 Corinthians 9:6, 2 Corinthians 9:7, 2 Corinthians 9:10–11, 2 Corinthians 9:13, 2 Corinthians 9:14, 2 Corinthians 10:2, 2 Corinthians 10:2 (#2), 2 Corinthians 10:4, 2 Corinthians 10:4 (#2), 2 Corinthians 10:8, 2 Corinthians 10:10, 2 Corinthians 10:11, 2 Corinthians 10:12, 2 Corinthians 10:13, 2 Corinthians 10:15–16, 2 Corinthians 10:18, 2 Corinthians 11:2, 2 Corinthians 11:3, 2 Corinthians 11:4, 2 Corinthians 11:7, 2 Corinthians 11:8, 2 Corinthians 11:13, 2 Corinthians 11:14, 2 Corinthians 11:16, 2 Corinthians 11:19–20, 2 Corinthians 11:22–23, 2 Corinthians 11:24–26, 2 Corinthians 11:29, 2 Corinthians 11:30, 2 Corinthians 11:32, 2 Corinthians 12:1, 2 Corinthians 12:2, 2 Corinthians 12:6, 2 Corinthians 12:7, 2 Corinthians 12:9, 2 Corinthians 12:9 (#2), 2 Corinthians 12:12, 2 Corinthians 12:14, 2 Corinthians 12:15, 2 Corinthians 12:19, 2 Corinthians 12:20, 2 Corinthians 12:21, 2 Corinthians 12:21 (#2), 2 Corinthians 13:1–2, 2 Corinthians 13:3, 2 Corinthians 13:5, 2 Corinthians 13:6, 2 Corinthians 13:8, 2 Corinthians 13:10, 2 Corinthians 13:10 (#2), 2 Corinthians 13:11–12, 2 Corinthians 13:14</w:t>
       </w:r>
       <w:r>
         <w:rPr>

--- a/eng/docx/47.content.docx
+++ b/eng/docx/47.content.docx
@@ -123,19 +123,6 @@
           <w:lang w:val="en_US" w:bidi="en_US"/>
         </w:rPr>
         <w:t>2CO</w:t>
-      </w:r>
-      <w:r>
-        <w:rPr>
-          <w:lang w:val="en_US" w:bidi="en_US"/>
-        </w:rPr>
-      </w:r>
-    </w:p>
-    <w:p>
-      <w:pPr/>
-      <w:r>
-        <w:rPr>
-          <w:lang w:val="en_US" w:bidi="en_US"/>
-        </w:rPr>
       </w:r>
       <w:r>
         <w:rPr>

--- a/eng/docx/47.content.docx
+++ b/eng/docx/47.content.docx
@@ -19,7 +19,7 @@
         <w:rPr>
           <w:lang w:val="en_US" w:bidi="en_US"/>
         </w:rPr>
-        <w:t>Resource: Translation Questions (unfoldingWord)</w:t>
+        <w:t>Resource: unfoldingWord® Translation Questions</w:t>
       </w:r>
       <w:r>
         <w:rPr>
@@ -85,7 +85,7 @@
         <w:rPr>
           <w:lang w:val="en_US" w:bidi="en_US"/>
         </w:rPr>
-        <w:t>Translation Questions (unfoldingWord)</w:t>
+        <w:t>unfoldingWord® Translation Questions</w:t>
       </w:r>
     </w:p>
     <w:p>

--- a/eng/docx/47.content.docx
+++ b/eng/docx/47.content.docx
@@ -185,7 +185,7 @@
         <w:rPr>
           <w:lang w:val="en_US" w:bidi="en_US"/>
         </w:rPr>
-        <w:t>2 Corinthians 1:1</w:t>
+        <w:t>2 Corinthians 1:1 (#1)</w:t>
       </w:r>
       <w:r>
         <w:rPr>
@@ -219,7 +219,7 @@
         <w:rPr>
           <w:lang w:val="en_US" w:bidi="en_US"/>
         </w:rPr>
-        <w:t>Paul and Timothy wrote the epistle.</w:t>
+        <w:t>Paul and Timothy wrote this epistle.</w:t>
       </w:r>
       <w:r>
         <w:rPr>
@@ -311,7 +311,7 @@
         <w:rPr>
           <w:lang w:val="en_US" w:bidi="en_US"/>
         </w:rPr>
-        <w:t>2 Corinthians 1:3</w:t>
+        <w:t>2 Corinthians 1:3 (#1)</w:t>
       </w:r>
       <w:r>
         <w:rPr>
@@ -374,7 +374,7 @@
         <w:rPr>
           <w:lang w:val="en_US" w:bidi="en_US"/>
         </w:rPr>
-        <w:t>2 Corinthians 1:4</w:t>
+        <w:t>2 Corinthians 1:4 (#1)</w:t>
       </w:r>
       <w:r>
         <w:rPr>
@@ -437,7 +437,7 @@
         <w:rPr>
           <w:lang w:val="en_US" w:bidi="en_US"/>
         </w:rPr>
-        <w:t>2 Corinthians 1:8–9</w:t>
+        <w:t>2 Corinthians 1:8–9 (#1)</w:t>
       </w:r>
       <w:r>
         <w:rPr>
@@ -500,7 +500,7 @@
         <w:rPr>
           <w:lang w:val="en_US" w:bidi="en_US"/>
         </w:rPr>
-        <w:t>2 Corinthians 1:9</w:t>
+        <w:t>2 Corinthians 1:9 (#1)</w:t>
       </w:r>
       <w:r>
         <w:rPr>
@@ -563,7 +563,7 @@
         <w:rPr>
           <w:lang w:val="en_US" w:bidi="en_US"/>
         </w:rPr>
-        <w:t>2 Corinthians 1:11</w:t>
+        <w:t>2 Corinthians 1:11 (#1)</w:t>
       </w:r>
       <w:r>
         <w:rPr>
@@ -626,7 +626,7 @@
         <w:rPr>
           <w:lang w:val="en_US" w:bidi="en_US"/>
         </w:rPr>
-        <w:t>2 Corinthians 1:12</w:t>
+        <w:t>2 Corinthians 1:12 (#1)</w:t>
       </w:r>
       <w:r>
         <w:rPr>
@@ -689,7 +689,7 @@
         <w:rPr>
           <w:lang w:val="en_US" w:bidi="en_US"/>
         </w:rPr>
-        <w:t>2 Corinthians 1:14</w:t>
+        <w:t>2 Corinthians 1:14 (#1)</w:t>
       </w:r>
       <w:r>
         <w:rPr>
@@ -752,7 +752,7 @@
         <w:rPr>
           <w:lang w:val="en_US" w:bidi="en_US"/>
         </w:rPr>
-        <w:t>2 Corinthians 1:15</w:t>
+        <w:t>2 Corinthians 1:15 (#1)</w:t>
       </w:r>
       <w:r>
         <w:rPr>
@@ -815,27 +815,27 @@
         <w:rPr>
           <w:lang w:val="en_US" w:bidi="en_US"/>
         </w:rPr>
-        <w:t>2 Corinthians 1:22</w:t>
-      </w:r>
-      <w:r>
-        <w:rPr>
-          <w:lang w:val="en_US" w:bidi="en_US"/>
-        </w:rPr>
-      </w:r>
-    </w:p>
-    <w:p>
-      <w:pPr/>
-      <w:r>
-        <w:rPr>
-          <w:lang w:val="en_US" w:bidi="en_US"/>
-        </w:rPr>
-      </w:r>
-      <w:r>
-        <w:rPr>
-          <w:b/>
-          <w:lang w:val="en_US" w:bidi="en_US"/>
-        </w:rPr>
-        <w:t>What is one reason that God gave us the Spirit in our hearts?</w:t>
+        <w:t>2 Corinthians 1:22 (#1)</w:t>
+      </w:r>
+      <w:r>
+        <w:rPr>
+          <w:lang w:val="en_US" w:bidi="en_US"/>
+        </w:rPr>
+      </w:r>
+    </w:p>
+    <w:p>
+      <w:pPr/>
+      <w:r>
+        <w:rPr>
+          <w:lang w:val="en_US" w:bidi="en_US"/>
+        </w:rPr>
+      </w:r>
+      <w:r>
+        <w:rPr>
+          <w:b/>
+          <w:lang w:val="en_US" w:bidi="en_US"/>
+        </w:rPr>
+        <w:t>What is one reason that Christ gave us the Spirit in our hearts?</w:t>
       </w:r>
     </w:p>
     <w:p>
@@ -878,7 +878,7 @@
         <w:rPr>
           <w:lang w:val="en_US" w:bidi="en_US"/>
         </w:rPr>
-        <w:t>2 Corinthians 1:23</w:t>
+        <w:t>2 Corinthians 1:23 (#1)</w:t>
       </w:r>
       <w:r>
         <w:rPr>
@@ -941,7 +941,7 @@
         <w:rPr>
           <w:lang w:val="en_US" w:bidi="en_US"/>
         </w:rPr>
-        <w:t>2 Corinthians 1:24</w:t>
+        <w:t>2 Corinthians 1:24 (#1)</w:t>
       </w:r>
       <w:r>
         <w:rPr>
@@ -1004,7 +1004,7 @@
         <w:rPr>
           <w:lang w:val="en_US" w:bidi="en_US"/>
         </w:rPr>
-        <w:t>2 Corinthians 2:1</w:t>
+        <w:t>2 Corinthians 2:1 (#1)</w:t>
       </w:r>
       <w:r>
         <w:rPr>
@@ -1067,7 +1067,7 @@
         <w:rPr>
           <w:lang w:val="en_US" w:bidi="en_US"/>
         </w:rPr>
-        <w:t>2 Corinthians 2:3</w:t>
+        <w:t>2 Corinthians 2:3 (#1)</w:t>
       </w:r>
       <w:r>
         <w:rPr>
@@ -1130,7 +1130,7 @@
         <w:rPr>
           <w:lang w:val="en_US" w:bidi="en_US"/>
         </w:rPr>
-        <w:t>2 Corinthians 2:4</w:t>
+        <w:t>2 Corinthians 2:4 (#1)</w:t>
       </w:r>
       <w:r>
         <w:rPr>
@@ -1256,7 +1256,7 @@
         <w:rPr>
           <w:lang w:val="en_US" w:bidi="en_US"/>
         </w:rPr>
-        <w:t>2 Corinthians 2:6–7</w:t>
+        <w:t>2 Corinthians 2:6–7 (#1)</w:t>
       </w:r>
       <w:r>
         <w:rPr>
@@ -1319,7 +1319,7 @@
         <w:rPr>
           <w:lang w:val="en_US" w:bidi="en_US"/>
         </w:rPr>
-        <w:t>2 Corinthians 2:7</w:t>
+        <w:t>2 Corinthians 2:7 (#1)</w:t>
       </w:r>
       <w:r>
         <w:rPr>
@@ -1382,7 +1382,7 @@
         <w:rPr>
           <w:lang w:val="en_US" w:bidi="en_US"/>
         </w:rPr>
-        <w:t>2 Corinthians 2:9</w:t>
+        <w:t>2 Corinthians 2:9 (#1)</w:t>
       </w:r>
       <w:r>
         <w:rPr>
@@ -1445,7 +1445,7 @@
         <w:rPr>
           <w:lang w:val="en_US" w:bidi="en_US"/>
         </w:rPr>
-        <w:t>2 Corinthians 2:11</w:t>
+        <w:t>2 Corinthians 2:11 (#1)</w:t>
       </w:r>
       <w:r>
         <w:rPr>
@@ -1508,7 +1508,7 @@
         <w:rPr>
           <w:lang w:val="en_US" w:bidi="en_US"/>
         </w:rPr>
-        <w:t>2 Corinthians 2:13</w:t>
+        <w:t>2 Corinthians 2:13 (#1)</w:t>
       </w:r>
       <w:r>
         <w:rPr>
@@ -1542,36 +1542,36 @@
         <w:rPr>
           <w:lang w:val="en_US" w:bidi="en_US"/>
         </w:rPr>
-        <w:t>He had no peace of mind because he couldn’t find his brother Titus in Troas.</w:t>
-      </w:r>
-      <w:r>
-        <w:rPr>
-          <w:lang w:val="en_US" w:bidi="en_US"/>
-        </w:rPr>
-      </w:r>
-      <w:r>
-        <w:rPr>
-          <w:lang w:val="en_US" w:bidi="en_US"/>
-        </w:rPr>
-      </w:r>
-    </w:p>
-    <w:p>
-      <w:pPr/>
-      <w:r>
-        <w:rPr>
-          <w:lang w:val="en_US" w:bidi="en_US"/>
-        </w:rPr>
-      </w:r>
-    </w:p>
-    <w:p>
-      <w:pPr>
-        <w:pStyle w:val="Heading2"/>
-      </w:pPr>
-      <w:r>
-        <w:rPr>
-          <w:lang w:val="en_US" w:bidi="en_US"/>
-        </w:rPr>
-        <w:t>2 Corinthians 2:14–15</w:t>
+        <w:t>He had no peace of mind because he could not find his brother Titus in Troas.</w:t>
+      </w:r>
+      <w:r>
+        <w:rPr>
+          <w:lang w:val="en_US" w:bidi="en_US"/>
+        </w:rPr>
+      </w:r>
+      <w:r>
+        <w:rPr>
+          <w:lang w:val="en_US" w:bidi="en_US"/>
+        </w:rPr>
+      </w:r>
+    </w:p>
+    <w:p>
+      <w:pPr/>
+      <w:r>
+        <w:rPr>
+          <w:lang w:val="en_US" w:bidi="en_US"/>
+        </w:rPr>
+      </w:r>
+    </w:p>
+    <w:p>
+      <w:pPr>
+        <w:pStyle w:val="Heading2"/>
+      </w:pPr>
+      <w:r>
+        <w:rPr>
+          <w:lang w:val="en_US" w:bidi="en_US"/>
+        </w:rPr>
+        <w:t>2 Corinthians 2:14–15 (#1)</w:t>
       </w:r>
       <w:r>
         <w:rPr>
@@ -1634,7 +1634,7 @@
         <w:rPr>
           <w:lang w:val="en_US" w:bidi="en_US"/>
         </w:rPr>
-        <w:t>2 Corinthians 2:17</w:t>
+        <w:t>2 Corinthians 2:17 (#1)</w:t>
       </w:r>
       <w:r>
         <w:rPr>
@@ -1697,7 +1697,7 @@
         <w:rPr>
           <w:lang w:val="en_US" w:bidi="en_US"/>
         </w:rPr>
-        <w:t>2 Corinthians 3:2</w:t>
+        <w:t>2 Corinthians 3:2 (#1)</w:t>
       </w:r>
       <w:r>
         <w:rPr>
@@ -1760,7 +1760,7 @@
         <w:rPr>
           <w:lang w:val="en_US" w:bidi="en_US"/>
         </w:rPr>
-        <w:t>2 Corinthians 3:4–5</w:t>
+        <w:t>2 Corinthians 3:4–5 (#1)</w:t>
       </w:r>
       <w:r>
         <w:rPr>
@@ -1823,7 +1823,7 @@
         <w:rPr>
           <w:lang w:val="en_US" w:bidi="en_US"/>
         </w:rPr>
-        <w:t>2 Corinthians 3:6</w:t>
+        <w:t>2 Corinthians 3:6 (#1)</w:t>
       </w:r>
       <w:r>
         <w:rPr>
@@ -1886,7 +1886,7 @@
         <w:rPr>
           <w:lang w:val="en_US" w:bidi="en_US"/>
         </w:rPr>
-        <w:t>2 Corinthians 3:7</w:t>
+        <w:t>2 Corinthians 3:7 (#1)</w:t>
       </w:r>
       <w:r>
         <w:rPr>
@@ -1949,7 +1949,7 @@
         <w:rPr>
           <w:lang w:val="en_US" w:bidi="en_US"/>
         </w:rPr>
-        <w:t>2 Corinthians 3:9</w:t>
+        <w:t>2 Corinthians 3:9 (#1)</w:t>
       </w:r>
       <w:r>
         <w:rPr>
@@ -2012,7 +2012,7 @@
         <w:rPr>
           <w:lang w:val="en_US" w:bidi="en_US"/>
         </w:rPr>
-        <w:t>2 Corinthians 3:14</w:t>
+        <w:t>2 Corinthians 3:14 (#1)</w:t>
       </w:r>
       <w:r>
         <w:rPr>
@@ -2075,7 +2075,7 @@
         <w:rPr>
           <w:lang w:val="en_US" w:bidi="en_US"/>
         </w:rPr>
-        <w:t>2 Corinthians 3:15</w:t>
+        <w:t>2 Corinthians 3:15 (#1)</w:t>
       </w:r>
       <w:r>
         <w:rPr>
@@ -2138,7 +2138,7 @@
         <w:rPr>
           <w:lang w:val="en_US" w:bidi="en_US"/>
         </w:rPr>
-        <w:t>2 Corinthians 3:16</w:t>
+        <w:t>2 Corinthians 3:16 (#1)</w:t>
       </w:r>
       <w:r>
         <w:rPr>
@@ -2201,7 +2201,7 @@
         <w:rPr>
           <w:lang w:val="en_US" w:bidi="en_US"/>
         </w:rPr>
-        <w:t>2 Corinthians 3:17</w:t>
+        <w:t>2 Corinthians 3:17 (#1)</w:t>
       </w:r>
       <w:r>
         <w:rPr>
@@ -2264,7 +2264,7 @@
         <w:rPr>
           <w:lang w:val="en_US" w:bidi="en_US"/>
         </w:rPr>
-        <w:t>2 Corinthians 3:18</w:t>
+        <w:t>2 Corinthians 3:18 (#1)</w:t>
       </w:r>
       <w:r>
         <w:rPr>
@@ -2327,7 +2327,7 @@
         <w:rPr>
           <w:lang w:val="en_US" w:bidi="en_US"/>
         </w:rPr>
-        <w:t>2 Corinthians 4:1</w:t>
+        <w:t>2 Corinthians 4:1 (#1)</w:t>
       </w:r>
       <w:r>
         <w:rPr>
@@ -2361,36 +2361,99 @@
         <w:rPr>
           <w:lang w:val="en_US" w:bidi="en_US"/>
         </w:rPr>
-        <w:t>They didn’t become discouraged because of the ministry they had and because they had received mercy.</w:t>
-      </w:r>
-      <w:r>
-        <w:rPr>
-          <w:lang w:val="en_US" w:bidi="en_US"/>
-        </w:rPr>
-      </w:r>
-      <w:r>
-        <w:rPr>
-          <w:lang w:val="en_US" w:bidi="en_US"/>
-        </w:rPr>
-      </w:r>
-    </w:p>
-    <w:p>
-      <w:pPr/>
-      <w:r>
-        <w:rPr>
-          <w:lang w:val="en_US" w:bidi="en_US"/>
-        </w:rPr>
-      </w:r>
-    </w:p>
-    <w:p>
-      <w:pPr>
-        <w:pStyle w:val="Heading2"/>
-      </w:pPr>
-      <w:r>
-        <w:rPr>
-          <w:lang w:val="en_US" w:bidi="en_US"/>
-        </w:rPr>
-        <w:t>2 Corinthians 4:2</w:t>
+        <w:t>They did not become discouraged because of the ministry they had and because they had received mercy.</w:t>
+      </w:r>
+      <w:r>
+        <w:rPr>
+          <w:lang w:val="en_US" w:bidi="en_US"/>
+        </w:rPr>
+      </w:r>
+      <w:r>
+        <w:rPr>
+          <w:lang w:val="en_US" w:bidi="en_US"/>
+        </w:rPr>
+      </w:r>
+    </w:p>
+    <w:p>
+      <w:pPr/>
+      <w:r>
+        <w:rPr>
+          <w:lang w:val="en_US" w:bidi="en_US"/>
+        </w:rPr>
+      </w:r>
+    </w:p>
+    <w:p>
+      <w:pPr>
+        <w:pStyle w:val="Heading2"/>
+      </w:pPr>
+      <w:r>
+        <w:rPr>
+          <w:lang w:val="en_US" w:bidi="en_US"/>
+        </w:rPr>
+        <w:t>2 Corinthians 4:2 (#2)</w:t>
+      </w:r>
+      <w:r>
+        <w:rPr>
+          <w:lang w:val="en_US" w:bidi="en_US"/>
+        </w:rPr>
+      </w:r>
+    </w:p>
+    <w:p>
+      <w:pPr/>
+      <w:r>
+        <w:rPr>
+          <w:lang w:val="en_US" w:bidi="en_US"/>
+        </w:rPr>
+      </w:r>
+      <w:r>
+        <w:rPr>
+          <w:b/>
+          <w:lang w:val="en_US" w:bidi="en_US"/>
+        </w:rPr>
+        <w:t>How did Paul and those like him recommend themselves to everyone’s conscience in the sight of God?</w:t>
+      </w:r>
+    </w:p>
+    <w:p>
+      <w:pPr/>
+      <w:r>
+        <w:rPr>
+          <w:lang w:val="en_US" w:bidi="en_US"/>
+        </w:rPr>
+      </w:r>
+      <w:r>
+        <w:rPr>
+          <w:lang w:val="en_US" w:bidi="en_US"/>
+        </w:rPr>
+        <w:t>They did this by presenting the truth.</w:t>
+      </w:r>
+      <w:r>
+        <w:rPr>
+          <w:lang w:val="en_US" w:bidi="en_US"/>
+        </w:rPr>
+      </w:r>
+      <w:r>
+        <w:rPr>
+          <w:lang w:val="en_US" w:bidi="en_US"/>
+        </w:rPr>
+      </w:r>
+    </w:p>
+    <w:p>
+      <w:pPr/>
+      <w:r>
+        <w:rPr>
+          <w:lang w:val="en_US" w:bidi="en_US"/>
+        </w:rPr>
+      </w:r>
+    </w:p>
+    <w:p>
+      <w:pPr>
+        <w:pStyle w:val="Heading2"/>
+      </w:pPr>
+      <w:r>
+        <w:rPr>
+          <w:lang w:val="en_US" w:bidi="en_US"/>
+        </w:rPr>
+        <w:t>2 Corinthians 4:2 (#1)</w:t>
       </w:r>
       <w:r>
         <w:rPr>
@@ -2424,99 +2487,36 @@
         <w:rPr>
           <w:lang w:val="en_US" w:bidi="en_US"/>
         </w:rPr>
-        <w:t>They had renounced the ways that are shameful and hidden. They didn’t live by craftiness and did not mishandle the word of God.</w:t>
-      </w:r>
-      <w:r>
-        <w:rPr>
-          <w:lang w:val="en_US" w:bidi="en_US"/>
-        </w:rPr>
-      </w:r>
-      <w:r>
-        <w:rPr>
-          <w:lang w:val="en_US" w:bidi="en_US"/>
-        </w:rPr>
-      </w:r>
-    </w:p>
-    <w:p>
-      <w:pPr/>
-      <w:r>
-        <w:rPr>
-          <w:lang w:val="en_US" w:bidi="en_US"/>
-        </w:rPr>
-      </w:r>
-    </w:p>
-    <w:p>
-      <w:pPr>
-        <w:pStyle w:val="Heading2"/>
-      </w:pPr>
-      <w:r>
-        <w:rPr>
-          <w:lang w:val="en_US" w:bidi="en_US"/>
-        </w:rPr>
-        <w:t>2 Corinthians 4:2 (#2)</w:t>
-      </w:r>
-      <w:r>
-        <w:rPr>
-          <w:lang w:val="en_US" w:bidi="en_US"/>
-        </w:rPr>
-      </w:r>
-    </w:p>
-    <w:p>
-      <w:pPr/>
-      <w:r>
-        <w:rPr>
-          <w:lang w:val="en_US" w:bidi="en_US"/>
-        </w:rPr>
-      </w:r>
-      <w:r>
-        <w:rPr>
-          <w:b/>
-          <w:lang w:val="en_US" w:bidi="en_US"/>
-        </w:rPr>
-        <w:t>How did Paul and those like him recommend themselves to everyone’s conscience in the sight of God?</w:t>
-      </w:r>
-    </w:p>
-    <w:p>
-      <w:pPr/>
-      <w:r>
-        <w:rPr>
-          <w:lang w:val="en_US" w:bidi="en_US"/>
-        </w:rPr>
-      </w:r>
-      <w:r>
-        <w:rPr>
-          <w:lang w:val="en_US" w:bidi="en_US"/>
-        </w:rPr>
-        <w:t>They did this by presenting the truth.</w:t>
-      </w:r>
-      <w:r>
-        <w:rPr>
-          <w:lang w:val="en_US" w:bidi="en_US"/>
-        </w:rPr>
-      </w:r>
-      <w:r>
-        <w:rPr>
-          <w:lang w:val="en_US" w:bidi="en_US"/>
-        </w:rPr>
-      </w:r>
-    </w:p>
-    <w:p>
-      <w:pPr/>
-      <w:r>
-        <w:rPr>
-          <w:lang w:val="en_US" w:bidi="en_US"/>
-        </w:rPr>
-      </w:r>
-    </w:p>
-    <w:p>
-      <w:pPr>
-        <w:pStyle w:val="Heading2"/>
-      </w:pPr>
-      <w:r>
-        <w:rPr>
-          <w:lang w:val="en_US" w:bidi="en_US"/>
-        </w:rPr>
-        <w:t>2 Corinthians 4:3</w:t>
+        <w:t>They had renounced the ways that are shameful and hidden. They did not live by craftiness and did not mishandle the word of God.</w:t>
+      </w:r>
+      <w:r>
+        <w:rPr>
+          <w:lang w:val="en_US" w:bidi="en_US"/>
+        </w:rPr>
+      </w:r>
+      <w:r>
+        <w:rPr>
+          <w:lang w:val="en_US" w:bidi="en_US"/>
+        </w:rPr>
+      </w:r>
+    </w:p>
+    <w:p>
+      <w:pPr/>
+      <w:r>
+        <w:rPr>
+          <w:lang w:val="en_US" w:bidi="en_US"/>
+        </w:rPr>
+      </w:r>
+    </w:p>
+    <w:p>
+      <w:pPr>
+        <w:pStyle w:val="Heading2"/>
+      </w:pPr>
+      <w:r>
+        <w:rPr>
+          <w:lang w:val="en_US" w:bidi="en_US"/>
+        </w:rPr>
+        <w:t>2 Corinthians 4:3 (#1)</w:t>
       </w:r>
       <w:r>
         <w:rPr>
@@ -2579,7 +2579,7 @@
         <w:rPr>
           <w:lang w:val="en_US" w:bidi="en_US"/>
         </w:rPr>
-        <w:t>2 Corinthians 4:4</w:t>
+        <w:t>2 Corinthians 4:4 (#1)</w:t>
       </w:r>
       <w:r>
         <w:rPr>
@@ -2642,7 +2642,7 @@
         <w:rPr>
           <w:lang w:val="en_US" w:bidi="en_US"/>
         </w:rPr>
-        <w:t>2 Corinthians 4:5</w:t>
+        <w:t>2 Corinthians 4:5 (#1)</w:t>
       </w:r>
       <w:r>
         <w:rPr>
@@ -2705,7 +2705,7 @@
         <w:rPr>
           <w:lang w:val="en_US" w:bidi="en_US"/>
         </w:rPr>
-        <w:t>2 Corinthians 4:7</w:t>
+        <w:t>2 Corinthians 4:7 (#1)</w:t>
       </w:r>
       <w:r>
         <w:rPr>
@@ -2768,7 +2768,7 @@
         <w:rPr>
           <w:lang w:val="en_US" w:bidi="en_US"/>
         </w:rPr>
-        <w:t>2 Corinthians 4:10</w:t>
+        <w:t>2 Corinthians 4:10 (#1)</w:t>
       </w:r>
       <w:r>
         <w:rPr>
@@ -2831,7 +2831,7 @@
         <w:rPr>
           <w:lang w:val="en_US" w:bidi="en_US"/>
         </w:rPr>
-        <w:t>2 Corinthians 4:14</w:t>
+        <w:t>2 Corinthians 4:14 (#1)</w:t>
       </w:r>
       <w:r>
         <w:rPr>
@@ -2894,7 +2894,7 @@
         <w:rPr>
           <w:lang w:val="en_US" w:bidi="en_US"/>
         </w:rPr>
-        <w:t>2 Corinthians 4:15</w:t>
+        <w:t>2 Corinthians 4:15 (#1)</w:t>
       </w:r>
       <w:r>
         <w:rPr>
@@ -2957,7 +2957,7 @@
         <w:rPr>
           <w:lang w:val="en_US" w:bidi="en_US"/>
         </w:rPr>
-        <w:t>2 Corinthians 4:16</w:t>
+        <w:t>2 Corinthians 4:16 (#1)</w:t>
       </w:r>
       <w:r>
         <w:rPr>
@@ -3020,7 +3020,7 @@
         <w:rPr>
           <w:lang w:val="en_US" w:bidi="en_US"/>
         </w:rPr>
-        <w:t>2 Corinthians 4:16–18</w:t>
+        <w:t>2 Corinthians 4:16–18 (#1)</w:t>
       </w:r>
       <w:r>
         <w:rPr>
@@ -3054,36 +3054,36 @@
         <w:rPr>
           <w:lang w:val="en_US" w:bidi="en_US"/>
         </w:rPr>
-        <w:t>They didn’t become discouraged because inwardly they were being renewed day by day. Also, their momentary, light affliction was preparing them for an eternal weight of glory that exceeds all measurement. Lastly, they were watching for unseen eternal things.</w:t>
-      </w:r>
-      <w:r>
-        <w:rPr>
-          <w:lang w:val="en_US" w:bidi="en_US"/>
-        </w:rPr>
-      </w:r>
-      <w:r>
-        <w:rPr>
-          <w:lang w:val="en_US" w:bidi="en_US"/>
-        </w:rPr>
-      </w:r>
-    </w:p>
-    <w:p>
-      <w:pPr/>
-      <w:r>
-        <w:rPr>
-          <w:lang w:val="en_US" w:bidi="en_US"/>
-        </w:rPr>
-      </w:r>
-    </w:p>
-    <w:p>
-      <w:pPr>
-        <w:pStyle w:val="Heading2"/>
-      </w:pPr>
-      <w:r>
-        <w:rPr>
-          <w:lang w:val="en_US" w:bidi="en_US"/>
-        </w:rPr>
-        <w:t>2 Corinthians 5:1</w:t>
+        <w:t>They did not become discouraged because inwardly they were being renewed day by day. Also, their momentary, light affliction was preparing them for an eternal weight of glory that exceeds all measurement. Lastly, they were watching for unseen eternal things.</w:t>
+      </w:r>
+      <w:r>
+        <w:rPr>
+          <w:lang w:val="en_US" w:bidi="en_US"/>
+        </w:rPr>
+      </w:r>
+      <w:r>
+        <w:rPr>
+          <w:lang w:val="en_US" w:bidi="en_US"/>
+        </w:rPr>
+      </w:r>
+    </w:p>
+    <w:p>
+      <w:pPr/>
+      <w:r>
+        <w:rPr>
+          <w:lang w:val="en_US" w:bidi="en_US"/>
+        </w:rPr>
+      </w:r>
+    </w:p>
+    <w:p>
+      <w:pPr>
+        <w:pStyle w:val="Heading2"/>
+      </w:pPr>
+      <w:r>
+        <w:rPr>
+          <w:lang w:val="en_US" w:bidi="en_US"/>
+        </w:rPr>
+        <w:t>2 Corinthians 5:1 (#1)</w:t>
       </w:r>
       <w:r>
         <w:rPr>
@@ -3146,7 +3146,7 @@
         <w:rPr>
           <w:lang w:val="en_US" w:bidi="en_US"/>
         </w:rPr>
-        <w:t>2 Corinthians 5:4</w:t>
+        <w:t>2 Corinthians 5:4 (#1)</w:t>
       </w:r>
       <w:r>
         <w:rPr>
@@ -3209,7 +3209,7 @@
         <w:rPr>
           <w:lang w:val="en_US" w:bidi="en_US"/>
         </w:rPr>
-        <w:t>2 Corinthians 5:5</w:t>
+        <w:t>2 Corinthians 5:5 (#1)</w:t>
       </w:r>
       <w:r>
         <w:rPr>
@@ -3272,7 +3272,7 @@
         <w:rPr>
           <w:lang w:val="en_US" w:bidi="en_US"/>
         </w:rPr>
-        <w:t>2 Corinthians 5:8</w:t>
+        <w:t>2 Corinthians 5:8 (#1)</w:t>
       </w:r>
       <w:r>
         <w:rPr>
@@ -3335,7 +3335,7 @@
         <w:rPr>
           <w:lang w:val="en_US" w:bidi="en_US"/>
         </w:rPr>
-        <w:t>2 Corinthians 5:9</w:t>
+        <w:t>2 Corinthians 5:9 (#1)</w:t>
       </w:r>
       <w:r>
         <w:rPr>
@@ -3398,7 +3398,7 @@
         <w:rPr>
           <w:lang w:val="en_US" w:bidi="en_US"/>
         </w:rPr>
-        <w:t>2 Corinthians 5:10</w:t>
+        <w:t>2 Corinthians 5:10 (#1)</w:t>
       </w:r>
       <w:r>
         <w:rPr>
@@ -3461,7 +3461,7 @@
         <w:rPr>
           <w:lang w:val="en_US" w:bidi="en_US"/>
         </w:rPr>
-        <w:t>2 Corinthians 5:11</w:t>
+        <w:t>2 Corinthians 5:11 (#1)</w:t>
       </w:r>
       <w:r>
         <w:rPr>
@@ -3524,7 +3524,7 @@
         <w:rPr>
           <w:lang w:val="en_US" w:bidi="en_US"/>
         </w:rPr>
-        <w:t>2 Corinthians 5:12</w:t>
+        <w:t>2 Corinthians 5:12 (#1)</w:t>
       </w:r>
       <w:r>
         <w:rPr>
@@ -3587,7 +3587,7 @@
         <w:rPr>
           <w:lang w:val="en_US" w:bidi="en_US"/>
         </w:rPr>
-        <w:t>2 Corinthians 5:15</w:t>
+        <w:t>2 Corinthians 5:15 (#1)</w:t>
       </w:r>
       <w:r>
         <w:rPr>
@@ -3650,7 +3650,7 @@
         <w:rPr>
           <w:lang w:val="en_US" w:bidi="en_US"/>
         </w:rPr>
-        <w:t>2 Corinthians 5:16</w:t>
+        <w:t>2 Corinthians 5:16 (#1)</w:t>
       </w:r>
       <w:r>
         <w:rPr>
@@ -3684,36 +3684,36 @@
         <w:rPr>
           <w:lang w:val="en_US" w:bidi="en_US"/>
         </w:rPr>
-        <w:t>The saints no longer judge anyone by human standards</w:t>
-      </w:r>
-      <w:r>
-        <w:rPr>
-          <w:lang w:val="en_US" w:bidi="en_US"/>
-        </w:rPr>
-      </w:r>
-      <w:r>
-        <w:rPr>
-          <w:lang w:val="en_US" w:bidi="en_US"/>
-        </w:rPr>
-      </w:r>
-    </w:p>
-    <w:p>
-      <w:pPr/>
-      <w:r>
-        <w:rPr>
-          <w:lang w:val="en_US" w:bidi="en_US"/>
-        </w:rPr>
-      </w:r>
-    </w:p>
-    <w:p>
-      <w:pPr>
-        <w:pStyle w:val="Heading2"/>
-      </w:pPr>
-      <w:r>
-        <w:rPr>
-          <w:lang w:val="en_US" w:bidi="en_US"/>
-        </w:rPr>
-        <w:t>2 Corinthians 5:17</w:t>
+        <w:t>The saints no longer judge anyone by human standards.</w:t>
+      </w:r>
+      <w:r>
+        <w:rPr>
+          <w:lang w:val="en_US" w:bidi="en_US"/>
+        </w:rPr>
+      </w:r>
+      <w:r>
+        <w:rPr>
+          <w:lang w:val="en_US" w:bidi="en_US"/>
+        </w:rPr>
+      </w:r>
+    </w:p>
+    <w:p>
+      <w:pPr/>
+      <w:r>
+        <w:rPr>
+          <w:lang w:val="en_US" w:bidi="en_US"/>
+        </w:rPr>
+      </w:r>
+    </w:p>
+    <w:p>
+      <w:pPr>
+        <w:pStyle w:val="Heading2"/>
+      </w:pPr>
+      <w:r>
+        <w:rPr>
+          <w:lang w:val="en_US" w:bidi="en_US"/>
+        </w:rPr>
+        <w:t>2 Corinthians 5:17 (#1)</w:t>
       </w:r>
       <w:r>
         <w:rPr>
@@ -3776,7 +3776,7 @@
         <w:rPr>
           <w:lang w:val="en_US" w:bidi="en_US"/>
         </w:rPr>
-        <w:t>2 Corinthians 5:19</w:t>
+        <w:t>2 Corinthians 5:19 (#1)</w:t>
       </w:r>
       <w:r>
         <w:rPr>
@@ -3810,36 +3810,36 @@
         <w:rPr>
           <w:lang w:val="en_US" w:bidi="en_US"/>
         </w:rPr>
-        <w:t>God doesn’t count their sinful stumblings against them, and he entrusts to them the message of reconciliation.</w:t>
-      </w:r>
-      <w:r>
-        <w:rPr>
-          <w:lang w:val="en_US" w:bidi="en_US"/>
-        </w:rPr>
-      </w:r>
-      <w:r>
-        <w:rPr>
-          <w:lang w:val="en_US" w:bidi="en_US"/>
-        </w:rPr>
-      </w:r>
-    </w:p>
-    <w:p>
-      <w:pPr/>
-      <w:r>
-        <w:rPr>
-          <w:lang w:val="en_US" w:bidi="en_US"/>
-        </w:rPr>
-      </w:r>
-    </w:p>
-    <w:p>
-      <w:pPr>
-        <w:pStyle w:val="Heading2"/>
-      </w:pPr>
-      <w:r>
-        <w:rPr>
-          <w:lang w:val="en_US" w:bidi="en_US"/>
-        </w:rPr>
-        <w:t>2 Corinthians 5:20</w:t>
+        <w:t>God does not count their sinful acts against them, and he entrusts to them the message of reconciliation.</w:t>
+      </w:r>
+      <w:r>
+        <w:rPr>
+          <w:lang w:val="en_US" w:bidi="en_US"/>
+        </w:rPr>
+      </w:r>
+      <w:r>
+        <w:rPr>
+          <w:lang w:val="en_US" w:bidi="en_US"/>
+        </w:rPr>
+      </w:r>
+    </w:p>
+    <w:p>
+      <w:pPr/>
+      <w:r>
+        <w:rPr>
+          <w:lang w:val="en_US" w:bidi="en_US"/>
+        </w:rPr>
+      </w:r>
+    </w:p>
+    <w:p>
+      <w:pPr>
+        <w:pStyle w:val="Heading2"/>
+      </w:pPr>
+      <w:r>
+        <w:rPr>
+          <w:lang w:val="en_US" w:bidi="en_US"/>
+        </w:rPr>
+        <w:t>2 Corinthians 5:20 (#1)</w:t>
       </w:r>
       <w:r>
         <w:rPr>
@@ -3902,7 +3902,7 @@
         <w:rPr>
           <w:lang w:val="en_US" w:bidi="en_US"/>
         </w:rPr>
-        <w:t>2 Corinthians 5:21</w:t>
+        <w:t>2 Corinthians 5:21 (#1)</w:t>
       </w:r>
       <w:r>
         <w:rPr>
@@ -3965,7 +3965,7 @@
         <w:rPr>
           <w:lang w:val="en_US" w:bidi="en_US"/>
         </w:rPr>
-        <w:t>2 Corinthians 6:1</w:t>
+        <w:t>2 Corinthians 6:1 (#1)</w:t>
       </w:r>
       <w:r>
         <w:rPr>
@@ -4028,7 +4028,7 @@
         <w:rPr>
           <w:lang w:val="en_US" w:bidi="en_US"/>
         </w:rPr>
-        <w:t>2 Corinthians 6:2</w:t>
+        <w:t>2 Corinthians 6:2 (#1)</w:t>
       </w:r>
       <w:r>
         <w:rPr>
@@ -4091,7 +4091,7 @@
         <w:rPr>
           <w:lang w:val="en_US" w:bidi="en_US"/>
         </w:rPr>
-        <w:t>2 Corinthians 6:3</w:t>
+        <w:t>2 Corinthians 6:3 (#1)</w:t>
       </w:r>
       <w:r>
         <w:rPr>
@@ -4125,36 +4125,36 @@
         <w:rPr>
           <w:lang w:val="en_US" w:bidi="en_US"/>
         </w:rPr>
-        <w:t>They didn’t put a stumbling block in front of anyone, for they did not want their ministry to be blamed.</w:t>
-      </w:r>
-      <w:r>
-        <w:rPr>
-          <w:lang w:val="en_US" w:bidi="en_US"/>
-        </w:rPr>
-      </w:r>
-      <w:r>
-        <w:rPr>
-          <w:lang w:val="en_US" w:bidi="en_US"/>
-        </w:rPr>
-      </w:r>
-    </w:p>
-    <w:p>
-      <w:pPr/>
-      <w:r>
-        <w:rPr>
-          <w:lang w:val="en_US" w:bidi="en_US"/>
-        </w:rPr>
-      </w:r>
-    </w:p>
-    <w:p>
-      <w:pPr>
-        <w:pStyle w:val="Heading2"/>
-      </w:pPr>
-      <w:r>
-        <w:rPr>
-          <w:lang w:val="en_US" w:bidi="en_US"/>
-        </w:rPr>
-        <w:t>2 Corinthians 6:4</w:t>
+        <w:t>They did not put a stumbling block in front of anyone, for they did not want their ministry to be blamed.</w:t>
+      </w:r>
+      <w:r>
+        <w:rPr>
+          <w:lang w:val="en_US" w:bidi="en_US"/>
+        </w:rPr>
+      </w:r>
+      <w:r>
+        <w:rPr>
+          <w:lang w:val="en_US" w:bidi="en_US"/>
+        </w:rPr>
+      </w:r>
+    </w:p>
+    <w:p>
+      <w:pPr/>
+      <w:r>
+        <w:rPr>
+          <w:lang w:val="en_US" w:bidi="en_US"/>
+        </w:rPr>
+      </w:r>
+    </w:p>
+    <w:p>
+      <w:pPr>
+        <w:pStyle w:val="Heading2"/>
+      </w:pPr>
+      <w:r>
+        <w:rPr>
+          <w:lang w:val="en_US" w:bidi="en_US"/>
+        </w:rPr>
+        <w:t>2 Corinthians 6:4 (#1)</w:t>
       </w:r>
       <w:r>
         <w:rPr>
@@ -4217,7 +4217,7 @@
         <w:rPr>
           <w:lang w:val="en_US" w:bidi="en_US"/>
         </w:rPr>
-        <w:t>2 Corinthians 6:4–5</w:t>
+        <w:t>2 Corinthians 6:4–5 (#1)</w:t>
       </w:r>
       <w:r>
         <w:rPr>
@@ -4280,7 +4280,7 @@
         <w:rPr>
           <w:lang w:val="en_US" w:bidi="en_US"/>
         </w:rPr>
-        <w:t>2 Corinthians 6:8</w:t>
+        <w:t>2 Corinthians 6:8 (#1)</w:t>
       </w:r>
       <w:r>
         <w:rPr>
@@ -4343,7 +4343,7 @@
         <w:rPr>
           <w:lang w:val="en_US" w:bidi="en_US"/>
         </w:rPr>
-        <w:t>2 Corinthians 6:11</w:t>
+        <w:t>2 Corinthians 6:11–13 (#1)</w:t>
       </w:r>
       <w:r>
         <w:rPr>
@@ -4406,70 +4406,7 @@
         <w:rPr>
           <w:lang w:val="en_US" w:bidi="en_US"/>
         </w:rPr>
-        <w:t>2 Corinthians 6:13</w:t>
-      </w:r>
-      <w:r>
-        <w:rPr>
-          <w:lang w:val="en_US" w:bidi="en_US"/>
-        </w:rPr>
-      </w:r>
-    </w:p>
-    <w:p>
-      <w:pPr/>
-      <w:r>
-        <w:rPr>
-          <w:lang w:val="en_US" w:bidi="en_US"/>
-        </w:rPr>
-      </w:r>
-      <w:r>
-        <w:rPr>
-          <w:b/>
-          <w:lang w:val="en_US" w:bidi="en_US"/>
-        </w:rPr>
-        <w:t>What exchange does Paul wish to make with the Corinthians?</w:t>
-      </w:r>
-    </w:p>
-    <w:p>
-      <w:pPr/>
-      <w:r>
-        <w:rPr>
-          <w:lang w:val="en_US" w:bidi="en_US"/>
-        </w:rPr>
-      </w:r>
-      <w:r>
-        <w:rPr>
-          <w:lang w:val="en_US" w:bidi="en_US"/>
-        </w:rPr>
-        <w:t>Paul said their heart was wide open to the Corinthians and in fair exchange Paul wanted the Corinthians saints to open their hearts wide to Paul and his companions.</w:t>
-      </w:r>
-      <w:r>
-        <w:rPr>
-          <w:lang w:val="en_US" w:bidi="en_US"/>
-        </w:rPr>
-      </w:r>
-      <w:r>
-        <w:rPr>
-          <w:lang w:val="en_US" w:bidi="en_US"/>
-        </w:rPr>
-      </w:r>
-    </w:p>
-    <w:p>
-      <w:pPr/>
-      <w:r>
-        <w:rPr>
-          <w:lang w:val="en_US" w:bidi="en_US"/>
-        </w:rPr>
-      </w:r>
-    </w:p>
-    <w:p>
-      <w:pPr>
-        <w:pStyle w:val="Heading2"/>
-      </w:pPr>
-      <w:r>
-        <w:rPr>
-          <w:lang w:val="en_US" w:bidi="en_US"/>
-        </w:rPr>
-        <w:t>2 Corinthians 6:14–16</w:t>
+        <w:t>2 Corinthians 6:14–16 (#1)</w:t>
       </w:r>
       <w:r>
         <w:rPr>
@@ -4503,36 +4440,36 @@
         <w:rPr>
           <w:lang w:val="en_US" w:bidi="en_US"/>
         </w:rPr>
-        <w:t>Paul gives the following reasons: What association does righteousness have with lawlessness? Does light have fellowship with darkness? Can Christ agree with Beliar? What share does a believer have together with an unbeliever? Can there be agreement between the temple of God and idols?.</w:t>
-      </w:r>
-      <w:r>
-        <w:rPr>
-          <w:lang w:val="en_US" w:bidi="en_US"/>
-        </w:rPr>
-      </w:r>
-      <w:r>
-        <w:rPr>
-          <w:lang w:val="en_US" w:bidi="en_US"/>
-        </w:rPr>
-      </w:r>
-    </w:p>
-    <w:p>
-      <w:pPr/>
-      <w:r>
-        <w:rPr>
-          <w:lang w:val="en_US" w:bidi="en_US"/>
-        </w:rPr>
-      </w:r>
-    </w:p>
-    <w:p>
-      <w:pPr>
-        <w:pStyle w:val="Heading2"/>
-      </w:pPr>
-      <w:r>
-        <w:rPr>
-          <w:lang w:val="en_US" w:bidi="en_US"/>
-        </w:rPr>
-        <w:t>2 Corinthians 6:17–18</w:t>
+        <w:t>Paul gives the following reasons: What association does righteousness have with lawlessness? Does light have fellowship with darkness? Can Christ agree with Beliar? What share does a believer have together with an unbeliever? Can there be agreement between the temple of God and idols?</w:t>
+      </w:r>
+      <w:r>
+        <w:rPr>
+          <w:lang w:val="en_US" w:bidi="en_US"/>
+        </w:rPr>
+      </w:r>
+      <w:r>
+        <w:rPr>
+          <w:lang w:val="en_US" w:bidi="en_US"/>
+        </w:rPr>
+      </w:r>
+    </w:p>
+    <w:p>
+      <w:pPr/>
+      <w:r>
+        <w:rPr>
+          <w:lang w:val="en_US" w:bidi="en_US"/>
+        </w:rPr>
+      </w:r>
+    </w:p>
+    <w:p>
+      <w:pPr>
+        <w:pStyle w:val="Heading2"/>
+      </w:pPr>
+      <w:r>
+        <w:rPr>
+          <w:lang w:val="en_US" w:bidi="en_US"/>
+        </w:rPr>
+        <w:t>2 Corinthians 6:17–18 (#1)</w:t>
       </w:r>
       <w:r>
         <w:rPr>
@@ -4595,7 +4532,7 @@
         <w:rPr>
           <w:lang w:val="en_US" w:bidi="en_US"/>
         </w:rPr>
-        <w:t>2 Corinthians 7:1</w:t>
+        <w:t>2 Corinthians 7:1 (#1)</w:t>
       </w:r>
       <w:r>
         <w:rPr>
@@ -4658,7 +4595,7 @@
         <w:rPr>
           <w:lang w:val="en_US" w:bidi="en_US"/>
         </w:rPr>
-        <w:t>2 Corinthians 7:2</w:t>
+        <w:t>2 Corinthians 7:2 (#1)</w:t>
       </w:r>
       <w:r>
         <w:rPr>
@@ -4721,7 +4658,7 @@
         <w:rPr>
           <w:lang w:val="en_US" w:bidi="en_US"/>
         </w:rPr>
-        <w:t>2 Corinthians 7:3–4</w:t>
+        <w:t>2 Corinthians 7:3–4 (#1)</w:t>
       </w:r>
       <w:r>
         <w:rPr>
@@ -4784,27 +4721,27 @@
         <w:rPr>
           <w:lang w:val="en_US" w:bidi="en_US"/>
         </w:rPr>
-        <w:t>2 Corinthians 7:6–7</w:t>
-      </w:r>
-      <w:r>
-        <w:rPr>
-          <w:lang w:val="en_US" w:bidi="en_US"/>
-        </w:rPr>
-      </w:r>
-    </w:p>
-    <w:p>
-      <w:pPr/>
-      <w:r>
-        <w:rPr>
-          <w:lang w:val="en_US" w:bidi="en_US"/>
-        </w:rPr>
-      </w:r>
-      <w:r>
-        <w:rPr>
-          <w:b/>
-          <w:lang w:val="en_US" w:bidi="en_US"/>
-        </w:rPr>
-        <w:t>What comfort did God give to Paul and his companions when they came to Macedonia and were troubled in every way – conflicts on the outside and fears on the inside?</w:t>
+        <w:t>2 Corinthians 7:6–7 (#1)</w:t>
+      </w:r>
+      <w:r>
+        <w:rPr>
+          <w:lang w:val="en_US" w:bidi="en_US"/>
+        </w:rPr>
+      </w:r>
+    </w:p>
+    <w:p>
+      <w:pPr/>
+      <w:r>
+        <w:rPr>
+          <w:lang w:val="en_US" w:bidi="en_US"/>
+        </w:rPr>
+      </w:r>
+      <w:r>
+        <w:rPr>
+          <w:b/>
+          <w:lang w:val="en_US" w:bidi="en_US"/>
+        </w:rPr>
+        <w:t>What comfort did God give to Paul and his companions when they came to Macedonia and were troubled in every way–conflicts on the outside and fears on the inside?</w:t>
       </w:r>
     </w:p>
     <w:p>
@@ -4847,7 +4784,7 @@
         <w:rPr>
           <w:lang w:val="en_US" w:bidi="en_US"/>
         </w:rPr>
-        <w:t>2 Corinthians 7:8–9</w:t>
+        <w:t>2 Corinthians 7:8–9 (#1)</w:t>
       </w:r>
       <w:r>
         <w:rPr>
@@ -4910,7 +4847,7 @@
         <w:rPr>
           <w:lang w:val="en_US" w:bidi="en_US"/>
         </w:rPr>
-        <w:t>2 Corinthians 7:9</w:t>
+        <w:t>2 Corinthians 7:9 (#1)</w:t>
       </w:r>
       <w:r>
         <w:rPr>
@@ -4973,7 +4910,7 @@
         <w:rPr>
           <w:lang w:val="en_US" w:bidi="en_US"/>
         </w:rPr>
-        <w:t>2 Corinthians 7:12</w:t>
+        <w:t>2 Corinthians 7:12 (#1)</w:t>
       </w:r>
       <w:r>
         <w:rPr>
@@ -5036,7 +4973,7 @@
         <w:rPr>
           <w:lang w:val="en_US" w:bidi="en_US"/>
         </w:rPr>
-        <w:t>2 Corinthians 7:13</w:t>
+        <w:t>2 Corinthians 7:13 (#1)</w:t>
       </w:r>
       <w:r>
         <w:rPr>
@@ -5099,7 +5036,7 @@
         <w:rPr>
           <w:lang w:val="en_US" w:bidi="en_US"/>
         </w:rPr>
-        <w:t>2 Corinthians 7:15</w:t>
+        <w:t>2 Corinthians 7:15 (#1)</w:t>
       </w:r>
       <w:r>
         <w:rPr>
@@ -5162,7 +5099,7 @@
         <w:rPr>
           <w:lang w:val="en_US" w:bidi="en_US"/>
         </w:rPr>
-        <w:t>2 Corinthians 8:1</w:t>
+        <w:t>2 Corinthians 8:1 (#1)</w:t>
       </w:r>
       <w:r>
         <w:rPr>
@@ -5225,7 +5162,7 @@
         <w:rPr>
           <w:lang w:val="en_US" w:bidi="en_US"/>
         </w:rPr>
-        <w:t>2 Corinthians 8:2</w:t>
+        <w:t>2 Corinthians 8:2 (#1)</w:t>
       </w:r>
       <w:r>
         <w:rPr>
@@ -5288,7 +5225,7 @@
         <w:rPr>
           <w:lang w:val="en_US" w:bidi="en_US"/>
         </w:rPr>
-        <w:t>2 Corinthians 8:6</w:t>
+        <w:t>2 Corinthians 8:6 (#1)</w:t>
       </w:r>
       <w:r>
         <w:rPr>
@@ -5351,7 +5288,7 @@
         <w:rPr>
           <w:lang w:val="en_US" w:bidi="en_US"/>
         </w:rPr>
-        <w:t>2 Corinthians 8:7</w:t>
+        <w:t>2 Corinthians 8:7 (#1)</w:t>
       </w:r>
       <w:r>
         <w:rPr>
@@ -5414,7 +5351,7 @@
         <w:rPr>
           <w:lang w:val="en_US" w:bidi="en_US"/>
         </w:rPr>
-        <w:t>2 Corinthians 8:12</w:t>
+        <w:t>2 Corinthians 8:12 (#1)</w:t>
       </w:r>
       <w:r>
         <w:rPr>
@@ -5477,7 +5414,7 @@
         <w:rPr>
           <w:lang w:val="en_US" w:bidi="en_US"/>
         </w:rPr>
-        <w:t>2 Corinthians 8:13–14</w:t>
+        <w:t>2 Corinthians 8:13–14 (#1)</w:t>
       </w:r>
       <w:r>
         <w:rPr>
@@ -5511,36 +5448,36 @@
         <w:rPr>
           <w:lang w:val="en_US" w:bidi="en_US"/>
         </w:rPr>
-        <w:t>No. Paul said the Corinthians' abundance at that current time would supply what they (the other saints) needed, and so that their abundance might also supply the Corinthian saints' need, and so that there might be fairness.</w:t>
-      </w:r>
-      <w:r>
-        <w:rPr>
-          <w:lang w:val="en_US" w:bidi="en_US"/>
-        </w:rPr>
-      </w:r>
-      <w:r>
-        <w:rPr>
-          <w:lang w:val="en_US" w:bidi="en_US"/>
-        </w:rPr>
-      </w:r>
-    </w:p>
-    <w:p>
-      <w:pPr/>
-      <w:r>
-        <w:rPr>
-          <w:lang w:val="en_US" w:bidi="en_US"/>
-        </w:rPr>
-      </w:r>
-    </w:p>
-    <w:p>
-      <w:pPr>
-        <w:pStyle w:val="Heading2"/>
-      </w:pPr>
-      <w:r>
-        <w:rPr>
-          <w:lang w:val="en_US" w:bidi="en_US"/>
-        </w:rPr>
-        <w:t>2 Corinthians 8:16–17</w:t>
+        <w:t>No. Paul said the Corinthians’ abundance at that current time would supply what they (the other saints) needed, and so that their abundance might also supply the Corinthian saints’ need, and so that there might be fairness.</w:t>
+      </w:r>
+      <w:r>
+        <w:rPr>
+          <w:lang w:val="en_US" w:bidi="en_US"/>
+        </w:rPr>
+      </w:r>
+      <w:r>
+        <w:rPr>
+          <w:lang w:val="en_US" w:bidi="en_US"/>
+        </w:rPr>
+      </w:r>
+    </w:p>
+    <w:p>
+      <w:pPr/>
+      <w:r>
+        <w:rPr>
+          <w:lang w:val="en_US" w:bidi="en_US"/>
+        </w:rPr>
+      </w:r>
+    </w:p>
+    <w:p>
+      <w:pPr>
+        <w:pStyle w:val="Heading2"/>
+      </w:pPr>
+      <w:r>
+        <w:rPr>
+          <w:lang w:val="en_US" w:bidi="en_US"/>
+        </w:rPr>
+        <w:t>2 Corinthians 8:16–17 (#1)</w:t>
       </w:r>
       <w:r>
         <w:rPr>
@@ -5603,7 +5540,7 @@
         <w:rPr>
           <w:lang w:val="en_US" w:bidi="en_US"/>
         </w:rPr>
-        <w:t>2 Corinthians 8:20</w:t>
+        <w:t>2 Corinthians 8:20 (#1)</w:t>
       </w:r>
       <w:r>
         <w:rPr>
@@ -5666,7 +5603,7 @@
         <w:rPr>
           <w:lang w:val="en_US" w:bidi="en_US"/>
         </w:rPr>
-        <w:t>2 Corinthians 8:24</w:t>
+        <w:t>2 Corinthians 8:24 (#1)</w:t>
       </w:r>
       <w:r>
         <w:rPr>
@@ -5729,7 +5666,7 @@
         <w:rPr>
           <w:lang w:val="en_US" w:bidi="en_US"/>
         </w:rPr>
-        <w:t>2 Corinthians 9:1</w:t>
+        <w:t>2 Corinthians 9:1 (#1)</w:t>
       </w:r>
       <w:r>
         <w:rPr>
@@ -5763,36 +5700,36 @@
         <w:rPr>
           <w:lang w:val="en_US" w:bidi="en_US"/>
         </w:rPr>
-        <w:t>Paul says it isn’t necessary to write to them concerning the ministry for the saints.</w:t>
-      </w:r>
-      <w:r>
-        <w:rPr>
-          <w:lang w:val="en_US" w:bidi="en_US"/>
-        </w:rPr>
-      </w:r>
-      <w:r>
-        <w:rPr>
-          <w:lang w:val="en_US" w:bidi="en_US"/>
-        </w:rPr>
-      </w:r>
-    </w:p>
-    <w:p>
-      <w:pPr/>
-      <w:r>
-        <w:rPr>
-          <w:lang w:val="en_US" w:bidi="en_US"/>
-        </w:rPr>
-      </w:r>
-    </w:p>
-    <w:p>
-      <w:pPr>
-        <w:pStyle w:val="Heading2"/>
-      </w:pPr>
-      <w:r>
-        <w:rPr>
-          <w:lang w:val="en_US" w:bidi="en_US"/>
-        </w:rPr>
-        <w:t>2 Corinthians 9:3</w:t>
+        <w:t>Paul says it is no necessary to write to them concerning the ministry for the saints.</w:t>
+      </w:r>
+      <w:r>
+        <w:rPr>
+          <w:lang w:val="en_US" w:bidi="en_US"/>
+        </w:rPr>
+      </w:r>
+      <w:r>
+        <w:rPr>
+          <w:lang w:val="en_US" w:bidi="en_US"/>
+        </w:rPr>
+      </w:r>
+    </w:p>
+    <w:p>
+      <w:pPr/>
+      <w:r>
+        <w:rPr>
+          <w:lang w:val="en_US" w:bidi="en_US"/>
+        </w:rPr>
+      </w:r>
+    </w:p>
+    <w:p>
+      <w:pPr>
+        <w:pStyle w:val="Heading2"/>
+      </w:pPr>
+      <w:r>
+        <w:rPr>
+          <w:lang w:val="en_US" w:bidi="en_US"/>
+        </w:rPr>
+        <w:t>2 Corinthians 9:3 (#1)</w:t>
       </w:r>
       <w:r>
         <w:rPr>
@@ -5855,7 +5792,7 @@
         <w:rPr>
           <w:lang w:val="en_US" w:bidi="en_US"/>
         </w:rPr>
-        <w:t>2 Corinthians 9:4–5</w:t>
+        <w:t>2 Corinthians 9:4–5 (#1)</w:t>
       </w:r>
       <w:r>
         <w:rPr>
@@ -5918,7 +5855,7 @@
         <w:rPr>
           <w:lang w:val="en_US" w:bidi="en_US"/>
         </w:rPr>
-        <w:t>2 Corinthians 9:6</w:t>
+        <w:t>2 Corinthians 9:6 (#1)</w:t>
       </w:r>
       <w:r>
         <w:rPr>
@@ -5981,7 +5918,7 @@
         <w:rPr>
           <w:lang w:val="en_US" w:bidi="en_US"/>
         </w:rPr>
-        <w:t>2 Corinthians 9:7</w:t>
+        <w:t>2 Corinthians 9:7 (#1)</w:t>
       </w:r>
       <w:r>
         <w:rPr>
@@ -6044,7 +5981,7 @@
         <w:rPr>
           <w:lang w:val="en_US" w:bidi="en_US"/>
         </w:rPr>
-        <w:t>2 Corinthians 9:10–11</w:t>
+        <w:t>2 Corinthians 9:10–11 (#1)</w:t>
       </w:r>
       <w:r>
         <w:rPr>
@@ -6107,7 +6044,7 @@
         <w:rPr>
           <w:lang w:val="en_US" w:bidi="en_US"/>
         </w:rPr>
-        <w:t>2 Corinthians 9:13</w:t>
+        <w:t>2 Corinthians 9:13 (#1)</w:t>
       </w:r>
       <w:r>
         <w:rPr>
@@ -6141,36 +6078,36 @@
         <w:rPr>
           <w:lang w:val="en_US" w:bidi="en_US"/>
         </w:rPr>
-        <w:t>They were glorifying God because of the Corinthians' obedience to their confession of the gospel of Christ and because of the generosity of the Corinthians’ gift.</w:t>
-      </w:r>
-      <w:r>
-        <w:rPr>
-          <w:lang w:val="en_US" w:bidi="en_US"/>
-        </w:rPr>
-      </w:r>
-      <w:r>
-        <w:rPr>
-          <w:lang w:val="en_US" w:bidi="en_US"/>
-        </w:rPr>
-      </w:r>
-    </w:p>
-    <w:p>
-      <w:pPr/>
-      <w:r>
-        <w:rPr>
-          <w:lang w:val="en_US" w:bidi="en_US"/>
-        </w:rPr>
-      </w:r>
-    </w:p>
-    <w:p>
-      <w:pPr>
-        <w:pStyle w:val="Heading2"/>
-      </w:pPr>
-      <w:r>
-        <w:rPr>
-          <w:lang w:val="en_US" w:bidi="en_US"/>
-        </w:rPr>
-        <w:t>2 Corinthians 9:14</w:t>
+        <w:t>They were glorifying God because of the Corinthians’ obedience to their confession of the gospel of Christ and because of the generosity of the Corinthians’ gift.</w:t>
+      </w:r>
+      <w:r>
+        <w:rPr>
+          <w:lang w:val="en_US" w:bidi="en_US"/>
+        </w:rPr>
+      </w:r>
+      <w:r>
+        <w:rPr>
+          <w:lang w:val="en_US" w:bidi="en_US"/>
+        </w:rPr>
+      </w:r>
+    </w:p>
+    <w:p>
+      <w:pPr/>
+      <w:r>
+        <w:rPr>
+          <w:lang w:val="en_US" w:bidi="en_US"/>
+        </w:rPr>
+      </w:r>
+    </w:p>
+    <w:p>
+      <w:pPr>
+        <w:pStyle w:val="Heading2"/>
+      </w:pPr>
+      <w:r>
+        <w:rPr>
+          <w:lang w:val="en_US" w:bidi="en_US"/>
+        </w:rPr>
+        <w:t>2 Corinthians 9:14 (#1)</w:t>
       </w:r>
       <w:r>
         <w:rPr>
@@ -6233,7 +6170,7 @@
         <w:rPr>
           <w:lang w:val="en_US" w:bidi="en_US"/>
         </w:rPr>
-        <w:t>2 Corinthians 10:2</w:t>
+        <w:t>2 Corinthians 10:2 (#1)</w:t>
       </w:r>
       <w:r>
         <w:rPr>
@@ -6359,7 +6296,70 @@
         <w:rPr>
           <w:lang w:val="en_US" w:bidi="en_US"/>
         </w:rPr>
-        <w:t>2 Corinthians 10:4</w:t>
+        <w:t>2 Corinthians 10:4 (#2)</w:t>
+      </w:r>
+      <w:r>
+        <w:rPr>
+          <w:lang w:val="en_US" w:bidi="en_US"/>
+        </w:rPr>
+      </w:r>
+    </w:p>
+    <w:p>
+      <w:pPr/>
+      <w:r>
+        <w:rPr>
+          <w:lang w:val="en_US" w:bidi="en_US"/>
+        </w:rPr>
+      </w:r>
+      <w:r>
+        <w:rPr>
+          <w:b/>
+          <w:lang w:val="en_US" w:bidi="en_US"/>
+        </w:rPr>
+        <w:t>What did the weapons that Paul used have the power to do?</w:t>
+      </w:r>
+    </w:p>
+    <w:p>
+      <w:pPr/>
+      <w:r>
+        <w:rPr>
+          <w:lang w:val="en_US" w:bidi="en_US"/>
+        </w:rPr>
+      </w:r>
+      <w:r>
+        <w:rPr>
+          <w:lang w:val="en_US" w:bidi="en_US"/>
+        </w:rPr>
+        <w:t>The weapons Paul used had divine power to destroy strongholds.</w:t>
+      </w:r>
+      <w:r>
+        <w:rPr>
+          <w:lang w:val="en_US" w:bidi="en_US"/>
+        </w:rPr>
+      </w:r>
+      <w:r>
+        <w:rPr>
+          <w:lang w:val="en_US" w:bidi="en_US"/>
+        </w:rPr>
+      </w:r>
+    </w:p>
+    <w:p>
+      <w:pPr/>
+      <w:r>
+        <w:rPr>
+          <w:lang w:val="en_US" w:bidi="en_US"/>
+        </w:rPr>
+      </w:r>
+    </w:p>
+    <w:p>
+      <w:pPr>
+        <w:pStyle w:val="Heading2"/>
+      </w:pPr>
+      <w:r>
+        <w:rPr>
+          <w:lang w:val="en_US" w:bidi="en_US"/>
+        </w:rPr>
+        <w:t>2 Corinthians 10:4 (#1)</w:t>
       </w:r>
       <w:r>
         <w:rPr>
@@ -6422,70 +6422,7 @@
         <w:rPr>
           <w:lang w:val="en_US" w:bidi="en_US"/>
         </w:rPr>
-        <w:t>2 Corinthians 10:4 (#2)</w:t>
-      </w:r>
-      <w:r>
-        <w:rPr>
-          <w:lang w:val="en_US" w:bidi="en_US"/>
-        </w:rPr>
-      </w:r>
-    </w:p>
-    <w:p>
-      <w:pPr/>
-      <w:r>
-        <w:rPr>
-          <w:lang w:val="en_US" w:bidi="en_US"/>
-        </w:rPr>
-      </w:r>
-      <w:r>
-        <w:rPr>
-          <w:b/>
-          <w:lang w:val="en_US" w:bidi="en_US"/>
-        </w:rPr>
-        <w:t>What did the weapons that Paul used have the power to do?</w:t>
-      </w:r>
-    </w:p>
-    <w:p>
-      <w:pPr/>
-      <w:r>
-        <w:rPr>
-          <w:lang w:val="en_US" w:bidi="en_US"/>
-        </w:rPr>
-      </w:r>
-      <w:r>
-        <w:rPr>
-          <w:lang w:val="en_US" w:bidi="en_US"/>
-        </w:rPr>
-        <w:t>The weapons Paul used had divine power to destroy strongholds.</w:t>
-      </w:r>
-      <w:r>
-        <w:rPr>
-          <w:lang w:val="en_US" w:bidi="en_US"/>
-        </w:rPr>
-      </w:r>
-      <w:r>
-        <w:rPr>
-          <w:lang w:val="en_US" w:bidi="en_US"/>
-        </w:rPr>
-      </w:r>
-    </w:p>
-    <w:p>
-      <w:pPr/>
-      <w:r>
-        <w:rPr>
-          <w:lang w:val="en_US" w:bidi="en_US"/>
-        </w:rPr>
-      </w:r>
-    </w:p>
-    <w:p>
-      <w:pPr>
-        <w:pStyle w:val="Heading2"/>
-      </w:pPr>
-      <w:r>
-        <w:rPr>
-          <w:lang w:val="en_US" w:bidi="en_US"/>
-        </w:rPr>
-        <w:t>2 Corinthians 10:8</w:t>
+        <w:t>2 Corinthians 10:8 (#1)</w:t>
       </w:r>
       <w:r>
         <w:rPr>
@@ -6548,7 +6485,7 @@
         <w:rPr>
           <w:lang w:val="en_US" w:bidi="en_US"/>
         </w:rPr>
-        <w:t>2 Corinthians 10:10</w:t>
+        <w:t>2 Corinthians 10:10 (#1)</w:t>
       </w:r>
       <w:r>
         <w:rPr>
@@ -6611,7 +6548,7 @@
         <w:rPr>
           <w:lang w:val="en_US" w:bidi="en_US"/>
         </w:rPr>
-        <w:t>2 Corinthians 10:11</w:t>
+        <w:t>2 Corinthians 10:11 (#1)</w:t>
       </w:r>
       <w:r>
         <w:rPr>
@@ -6674,7 +6611,7 @@
         <w:rPr>
           <w:lang w:val="en_US" w:bidi="en_US"/>
         </w:rPr>
-        <w:t>2 Corinthians 10:12</w:t>
+        <w:t>2 Corinthians 10:12 (#1)</w:t>
       </w:r>
       <w:r>
         <w:rPr>
@@ -6737,7 +6674,7 @@
         <w:rPr>
           <w:lang w:val="en_US" w:bidi="en_US"/>
         </w:rPr>
-        <w:t>2 Corinthians 10:13</w:t>
+        <w:t>2 Corinthians 10:13 (#1)</w:t>
       </w:r>
       <w:r>
         <w:rPr>
@@ -6800,7 +6737,7 @@
         <w:rPr>
           <w:lang w:val="en_US" w:bidi="en_US"/>
         </w:rPr>
-        <w:t>2 Corinthians 10:15–16</w:t>
+        <w:t>2 Corinthians 10:15–16 (#1)</w:t>
       </w:r>
       <w:r>
         <w:rPr>
@@ -6863,7 +6800,7 @@
         <w:rPr>
           <w:lang w:val="en_US" w:bidi="en_US"/>
         </w:rPr>
-        <w:t>2 Corinthians 10:18</w:t>
+        <w:t>2 Corinthians 10:18 (#1)</w:t>
       </w:r>
       <w:r>
         <w:rPr>
@@ -6926,7 +6863,7 @@
         <w:rPr>
           <w:lang w:val="en_US" w:bidi="en_US"/>
         </w:rPr>
-        <w:t>2 Corinthians 11:2</w:t>
+        <w:t>2 Corinthians 11:2 (#1)</w:t>
       </w:r>
       <w:r>
         <w:rPr>
@@ -6989,7 +6926,7 @@
         <w:rPr>
           <w:lang w:val="en_US" w:bidi="en_US"/>
         </w:rPr>
-        <w:t>2 Corinthians 11:3</w:t>
+        <w:t>2 Corinthians 11:3 (#1)</w:t>
       </w:r>
       <w:r>
         <w:rPr>
@@ -7052,7 +6989,7 @@
         <w:rPr>
           <w:lang w:val="en_US" w:bidi="en_US"/>
         </w:rPr>
-        <w:t>2 Corinthians 11:4</w:t>
+        <w:t>2 Corinthians 11:4 (#1)</w:t>
       </w:r>
       <w:r>
         <w:rPr>
@@ -7115,7 +7052,7 @@
         <w:rPr>
           <w:lang w:val="en_US" w:bidi="en_US"/>
         </w:rPr>
-        <w:t>2 Corinthians 11:7</w:t>
+        <w:t>2 Corinthians 11:7 (#1)</w:t>
       </w:r>
       <w:r>
         <w:rPr>
@@ -7178,7 +7115,7 @@
         <w:rPr>
           <w:lang w:val="en_US" w:bidi="en_US"/>
         </w:rPr>
-        <w:t>2 Corinthians 11:8</w:t>
+        <w:t>2 Corinthians 11:8 (#1)</w:t>
       </w:r>
       <w:r>
         <w:rPr>
@@ -7241,7 +7178,7 @@
         <w:rPr>
           <w:lang w:val="en_US" w:bidi="en_US"/>
         </w:rPr>
-        <w:t>2 Corinthians 11:13</w:t>
+        <w:t>2 Corinthians 11:13 (#1)</w:t>
       </w:r>
       <w:r>
         <w:rPr>
@@ -7304,7 +7241,7 @@
         <w:rPr>
           <w:lang w:val="en_US" w:bidi="en_US"/>
         </w:rPr>
-        <w:t>2 Corinthians 11:14</w:t>
+        <w:t>2 Corinthians 11:14 (#1)</w:t>
       </w:r>
       <w:r>
         <w:rPr>
@@ -7338,36 +7275,36 @@
         <w:rPr>
           <w:lang w:val="en_US" w:bidi="en_US"/>
         </w:rPr>
-        <w:t>He disquises himself as an angel of light.</w:t>
-      </w:r>
-      <w:r>
-        <w:rPr>
-          <w:lang w:val="en_US" w:bidi="en_US"/>
-        </w:rPr>
-      </w:r>
-      <w:r>
-        <w:rPr>
-          <w:lang w:val="en_US" w:bidi="en_US"/>
-        </w:rPr>
-      </w:r>
-    </w:p>
-    <w:p>
-      <w:pPr/>
-      <w:r>
-        <w:rPr>
-          <w:lang w:val="en_US" w:bidi="en_US"/>
-        </w:rPr>
-      </w:r>
-    </w:p>
-    <w:p>
-      <w:pPr>
-        <w:pStyle w:val="Heading2"/>
-      </w:pPr>
-      <w:r>
-        <w:rPr>
-          <w:lang w:val="en_US" w:bidi="en_US"/>
-        </w:rPr>
-        <w:t>2 Corinthians 11:16</w:t>
+        <w:t>He disguises himself as an angel of light.</w:t>
+      </w:r>
+      <w:r>
+        <w:rPr>
+          <w:lang w:val="en_US" w:bidi="en_US"/>
+        </w:rPr>
+      </w:r>
+      <w:r>
+        <w:rPr>
+          <w:lang w:val="en_US" w:bidi="en_US"/>
+        </w:rPr>
+      </w:r>
+    </w:p>
+    <w:p>
+      <w:pPr/>
+      <w:r>
+        <w:rPr>
+          <w:lang w:val="en_US" w:bidi="en_US"/>
+        </w:rPr>
+      </w:r>
+    </w:p>
+    <w:p>
+      <w:pPr>
+        <w:pStyle w:val="Heading2"/>
+      </w:pPr>
+      <w:r>
+        <w:rPr>
+          <w:lang w:val="en_US" w:bidi="en_US"/>
+        </w:rPr>
+        <w:t>2 Corinthians 11:16 (#1)</w:t>
       </w:r>
       <w:r>
         <w:rPr>
@@ -7430,7 +7367,7 @@
         <w:rPr>
           <w:lang w:val="en_US" w:bidi="en_US"/>
         </w:rPr>
-        <w:t>2 Corinthians 11:19–20</w:t>
+        <w:t>2 Corinthians 11:19–20 (#1)</w:t>
       </w:r>
       <w:r>
         <w:rPr>
@@ -7493,27 +7430,27 @@
         <w:rPr>
           <w:lang w:val="en_US" w:bidi="en_US"/>
         </w:rPr>
-        <w:t>2 Corinthians 11:22–23</w:t>
-      </w:r>
-      <w:r>
-        <w:rPr>
-          <w:lang w:val="en_US" w:bidi="en_US"/>
-        </w:rPr>
-      </w:r>
-    </w:p>
-    <w:p>
-      <w:pPr/>
-      <w:r>
-        <w:rPr>
-          <w:lang w:val="en_US" w:bidi="en_US"/>
-        </w:rPr>
-      </w:r>
-      <w:r>
-        <w:rPr>
-          <w:b/>
-          <w:lang w:val="en_US" w:bidi="en_US"/>
-        </w:rPr>
-        <w:t>What are Paul's boasts comparing himself to those who wish to be found equal with Paul in what they boasted about?</w:t>
+        <w:t>2 Corinthians 11:22–23 (#1)</w:t>
+      </w:r>
+      <w:r>
+        <w:rPr>
+          <w:lang w:val="en_US" w:bidi="en_US"/>
+        </w:rPr>
+      </w:r>
+    </w:p>
+    <w:p>
+      <w:pPr/>
+      <w:r>
+        <w:rPr>
+          <w:lang w:val="en_US" w:bidi="en_US"/>
+        </w:rPr>
+      </w:r>
+      <w:r>
+        <w:rPr>
+          <w:b/>
+          <w:lang w:val="en_US" w:bidi="en_US"/>
+        </w:rPr>
+        <w:t>What are Paul’s boasts comparing himself to those who wish to be found equal with Paul in what they boasted about?</w:t>
       </w:r>
     </w:p>
     <w:p>
@@ -7556,7 +7493,7 @@
         <w:rPr>
           <w:lang w:val="en_US" w:bidi="en_US"/>
         </w:rPr>
-        <w:t>2 Corinthians 11:24–26</w:t>
+        <w:t>2 Corinthians 11:24–26 (#1)</w:t>
       </w:r>
       <w:r>
         <w:rPr>
@@ -7619,7 +7556,7 @@
         <w:rPr>
           <w:lang w:val="en_US" w:bidi="en_US"/>
         </w:rPr>
-        <w:t>2 Corinthians 11:29</w:t>
+        <w:t>2 Corinthians 11:29 (#1)</w:t>
       </w:r>
       <w:r>
         <w:rPr>
@@ -7682,7 +7619,7 @@
         <w:rPr>
           <w:lang w:val="en_US" w:bidi="en_US"/>
         </w:rPr>
-        <w:t>2 Corinthians 11:30</w:t>
+        <w:t>2 Corinthians 11:30 (#1)</w:t>
       </w:r>
       <w:r>
         <w:rPr>
@@ -7745,7 +7682,7 @@
         <w:rPr>
           <w:lang w:val="en_US" w:bidi="en_US"/>
         </w:rPr>
-        <w:t>2 Corinthians 11:32</w:t>
+        <w:t>2 Corinthians 11:32 (#1)</w:t>
       </w:r>
       <w:r>
         <w:rPr>
@@ -7808,7 +7745,7 @@
         <w:rPr>
           <w:lang w:val="en_US" w:bidi="en_US"/>
         </w:rPr>
-        <w:t>2 Corinthians 12:1</w:t>
+        <w:t>2 Corinthians 12:1 (#1)</w:t>
       </w:r>
       <w:r>
         <w:rPr>
@@ -7871,7 +7808,7 @@
         <w:rPr>
           <w:lang w:val="en_US" w:bidi="en_US"/>
         </w:rPr>
-        <w:t>2 Corinthians 12:2</w:t>
+        <w:t>2 Corinthians 12:2 (#1)</w:t>
       </w:r>
       <w:r>
         <w:rPr>
@@ -7934,7 +7871,7 @@
         <w:rPr>
           <w:lang w:val="en_US" w:bidi="en_US"/>
         </w:rPr>
-        <w:t>2 Corinthians 12:6</w:t>
+        <w:t>2 Corinthians 12:6 (#1)</w:t>
       </w:r>
       <w:r>
         <w:rPr>
@@ -7997,7 +7934,7 @@
         <w:rPr>
           <w:lang w:val="en_US" w:bidi="en_US"/>
         </w:rPr>
-        <w:t>2 Corinthians 12:7</w:t>
+        <w:t>2 Corinthians 12:7 (#1)</w:t>
       </w:r>
       <w:r>
         <w:rPr>
@@ -8060,7 +7997,7 @@
         <w:rPr>
           <w:lang w:val="en_US" w:bidi="en_US"/>
         </w:rPr>
-        <w:t>2 Corinthians 12:9</w:t>
+        <w:t>2 Corinthians 12:9 (#1)</w:t>
       </w:r>
       <w:r>
         <w:rPr>
@@ -8186,7 +8123,7 @@
         <w:rPr>
           <w:lang w:val="en_US" w:bidi="en_US"/>
         </w:rPr>
-        <w:t>2 Corinthians 12:12</w:t>
+        <w:t>2 Corinthians 12:12 (#1)</w:t>
       </w:r>
       <w:r>
         <w:rPr>
@@ -8249,7 +8186,7 @@
         <w:rPr>
           <w:lang w:val="en_US" w:bidi="en_US"/>
         </w:rPr>
-        <w:t>2 Corinthians 12:14</w:t>
+        <w:t>2 Corinthians 12:14 (#1)</w:t>
       </w:r>
       <w:r>
         <w:rPr>
@@ -8312,7 +8249,7 @@
         <w:rPr>
           <w:lang w:val="en_US" w:bidi="en_US"/>
         </w:rPr>
-        <w:t>2 Corinthians 12:15</w:t>
+        <w:t>2 Corinthians 12:15 (#1)</w:t>
       </w:r>
       <w:r>
         <w:rPr>
@@ -8375,7 +8312,7 @@
         <w:rPr>
           <w:lang w:val="en_US" w:bidi="en_US"/>
         </w:rPr>
-        <w:t>2 Corinthians 12:19</w:t>
+        <w:t>2 Corinthians 12:19 (#1)</w:t>
       </w:r>
       <w:r>
         <w:rPr>
@@ -8438,7 +8375,7 @@
         <w:rPr>
           <w:lang w:val="en_US" w:bidi="en_US"/>
         </w:rPr>
-        <w:t>2 Corinthians 12:20</w:t>
+        <w:t>2 Corinthians 12:20 (#1)</w:t>
       </w:r>
       <w:r>
         <w:rPr>
@@ -8501,7 +8438,70 @@
         <w:rPr>
           <w:lang w:val="en_US" w:bidi="en_US"/>
         </w:rPr>
-        <w:t>2 Corinthians 12:21</w:t>
+        <w:t>2 Corinthians 12:21 (#2)</w:t>
+      </w:r>
+      <w:r>
+        <w:rPr>
+          <w:lang w:val="en_US" w:bidi="en_US"/>
+        </w:rPr>
+      </w:r>
+    </w:p>
+    <w:p>
+      <w:pPr/>
+      <w:r>
+        <w:rPr>
+          <w:lang w:val="en_US" w:bidi="en_US"/>
+        </w:rPr>
+      </w:r>
+      <w:r>
+        <w:rPr>
+          <w:b/>
+          <w:lang w:val="en_US" w:bidi="en_US"/>
+        </w:rPr>
+        <w:t>For what reason does Paul think he might mourn for many of the Corinthian saints who previously sinned?</w:t>
+      </w:r>
+    </w:p>
+    <w:p>
+      <w:pPr/>
+      <w:r>
+        <w:rPr>
+          <w:lang w:val="en_US" w:bidi="en_US"/>
+        </w:rPr>
+      </w:r>
+      <w:r>
+        <w:rPr>
+          <w:lang w:val="en_US" w:bidi="en_US"/>
+        </w:rPr>
+        <w:t>Paul was afraid they might not have repented of the impurity and sexual immorality and lustful indulgence which they previously practiced.</w:t>
+      </w:r>
+      <w:r>
+        <w:rPr>
+          <w:lang w:val="en_US" w:bidi="en_US"/>
+        </w:rPr>
+      </w:r>
+      <w:r>
+        <w:rPr>
+          <w:lang w:val="en_US" w:bidi="en_US"/>
+        </w:rPr>
+      </w:r>
+    </w:p>
+    <w:p>
+      <w:pPr/>
+      <w:r>
+        <w:rPr>
+          <w:lang w:val="en_US" w:bidi="en_US"/>
+        </w:rPr>
+      </w:r>
+    </w:p>
+    <w:p>
+      <w:pPr>
+        <w:pStyle w:val="Heading2"/>
+      </w:pPr>
+      <w:r>
+        <w:rPr>
+          <w:lang w:val="en_US" w:bidi="en_US"/>
+        </w:rPr>
+        <w:t>2 Corinthians 12:21 (#1)</w:t>
       </w:r>
       <w:r>
         <w:rPr>
@@ -8564,70 +8564,7 @@
         <w:rPr>
           <w:lang w:val="en_US" w:bidi="en_US"/>
         </w:rPr>
-        <w:t>2 Corinthians 12:21 (#2)</w:t>
-      </w:r>
-      <w:r>
-        <w:rPr>
-          <w:lang w:val="en_US" w:bidi="en_US"/>
-        </w:rPr>
-      </w:r>
-    </w:p>
-    <w:p>
-      <w:pPr/>
-      <w:r>
-        <w:rPr>
-          <w:lang w:val="en_US" w:bidi="en_US"/>
-        </w:rPr>
-      </w:r>
-      <w:r>
-        <w:rPr>
-          <w:b/>
-          <w:lang w:val="en_US" w:bidi="en_US"/>
-        </w:rPr>
-        <w:t>For what reason does Paul think he might mourn for many of the Corinthian saints who previously sinned?</w:t>
-      </w:r>
-    </w:p>
-    <w:p>
-      <w:pPr/>
-      <w:r>
-        <w:rPr>
-          <w:lang w:val="en_US" w:bidi="en_US"/>
-        </w:rPr>
-      </w:r>
-      <w:r>
-        <w:rPr>
-          <w:lang w:val="en_US" w:bidi="en_US"/>
-        </w:rPr>
-        <w:t>Paul was afraid they might not have repented of the impurity and sexual immorality and lustful indulgence which they previously practiced.</w:t>
-      </w:r>
-      <w:r>
-        <w:rPr>
-          <w:lang w:val="en_US" w:bidi="en_US"/>
-        </w:rPr>
-      </w:r>
-      <w:r>
-        <w:rPr>
-          <w:lang w:val="en_US" w:bidi="en_US"/>
-        </w:rPr>
-      </w:r>
-    </w:p>
-    <w:p>
-      <w:pPr/>
-      <w:r>
-        <w:rPr>
-          <w:lang w:val="en_US" w:bidi="en_US"/>
-        </w:rPr>
-      </w:r>
-    </w:p>
-    <w:p>
-      <w:pPr>
-        <w:pStyle w:val="Heading2"/>
-      </w:pPr>
-      <w:r>
-        <w:rPr>
-          <w:lang w:val="en_US" w:bidi="en_US"/>
-        </w:rPr>
-        <w:t>2 Corinthians 13:1–2</w:t>
+        <w:t>2 Corinthians 13:1–2 (#1)</w:t>
       </w:r>
       <w:r>
         <w:rPr>
@@ -8690,7 +8627,7 @@
         <w:rPr>
           <w:lang w:val="en_US" w:bidi="en_US"/>
         </w:rPr>
-        <w:t>2 Corinthians 13:3</w:t>
+        <w:t>2 Corinthians 13:3 (#1)</w:t>
       </w:r>
       <w:r>
         <w:rPr>
@@ -8753,7 +8690,7 @@
         <w:rPr>
           <w:lang w:val="en_US" w:bidi="en_US"/>
         </w:rPr>
-        <w:t>2 Corinthians 13:5</w:t>
+        <w:t>2 Corinthians 13:5 (#1)</w:t>
       </w:r>
       <w:r>
         <w:rPr>
@@ -8816,7 +8753,7 @@
         <w:rPr>
           <w:lang w:val="en_US" w:bidi="en_US"/>
         </w:rPr>
-        <w:t>2 Corinthians 13:6</w:t>
+        <w:t>2 Corinthians 13:6 (#1)</w:t>
       </w:r>
       <w:r>
         <w:rPr>
@@ -8879,7 +8816,7 @@
         <w:rPr>
           <w:lang w:val="en_US" w:bidi="en_US"/>
         </w:rPr>
-        <w:t>2 Corinthians 13:8</w:t>
+        <w:t>2 Corinthians 13:8 (#1)</w:t>
       </w:r>
       <w:r>
         <w:rPr>
@@ -8942,7 +8879,7 @@
         <w:rPr>
           <w:lang w:val="en_US" w:bidi="en_US"/>
         </w:rPr>
-        <w:t>2 Corinthians 13:10</w:t>
+        <w:t>2 Corinthians 13:10 (#1)</w:t>
       </w:r>
       <w:r>
         <w:rPr>
@@ -9068,7 +9005,7 @@
         <w:rPr>
           <w:lang w:val="en_US" w:bidi="en_US"/>
         </w:rPr>
-        <w:t>2 Corinthians 13:11–12</w:t>
+        <w:t>2 Corinthians 13:11–12 (#1)</w:t>
       </w:r>
       <w:r>
         <w:rPr>
@@ -9131,7 +9068,7 @@
         <w:rPr>
           <w:lang w:val="en_US" w:bidi="en_US"/>
         </w:rPr>
-        <w:t>2 Corinthians 13:14</w:t>
+        <w:t>2 Corinthians 13:13 (#1)</w:t>
       </w:r>
       <w:r>
         <w:rPr>
